--- a/downloads/documents/04 Units/Unit 04 - Environmental Design and Management - Spaces We Live In/Lesson 04.06 - Elements of Design in a Real Room.docx
+++ b/downloads/documents/04 Units/Unit 04 - Environmental Design and Management - Spaces We Live In/Lesson 04.06 - Elements of Design in a Real Room.docx
@@ -341,7 +341,7 @@
         <w:t xml:space="preserve"> </w:t>
       </w:r>
       <w:r>
-        <w:t xml:space="preserve">Tier 3 (FACS): line (vertical, horizontal, diagonal, curved), shape, form, space (positive, negative), color, texture, pattern, light (natural, artificial), interior design. See the unit vocabulary list for Turkish, Portuguese, and Spanish.</w:t>
+        <w:t xml:space="preserve">Tier 3 (FACS): line (vertical, horizontal, diagonal, curved), shape, form, space (positive, negative), color, texture, pattern, light (natural, artificial), interior design. See the unit vocabulary list for the Spanish column.</w:t>
       </w:r>
     </w:p>
     <w:p>
@@ -1161,7 +1161,7 @@
         <w:pStyle w:val="Compact"/>
       </w:pPr>
       <w:r>
-        <w:t xml:space="preserve">ELL: every element slide has a photo and the word in Turkish, Portuguese, and Spanish under it (see</w:t>
+        <w:t xml:space="preserve">ELL: every element slide has a photo and the word in Spanish under it (see</w:t>
       </w:r>
       <w:r>
         <w:t xml:space="preserve"> </w:t>

--- a/downloads/documents/04 Units/Unit 04 - Environmental Design and Management - Spaces We Live In/Lesson 04.06 - Elements of Design in a Real Room.docx
+++ b/downloads/documents/04 Units/Unit 04 - Environmental Design and Management - Spaces We Live In/Lesson 04.06 - Elements of Design in a Real Room.docx
@@ -430,6 +430,18 @@
       </w:pPr>
       <w:r>
         <w:t xml:space="preserve">Timer visible to the class</w:t>
+      </w:r>
+    </w:p>
+    <w:p>
+      <w:pPr>
+        <w:numPr>
+          <w:ilvl w:val="0"/>
+          <w:numId w:val="1003"/>
+        </w:numPr>
+        <w:pStyle w:val="Compact"/>
+      </w:pPr>
+      <w:r>
+        <w:t xml:space="preserve">The shoebox note, one half sheet per student: one empty shoebox per student, in by day 110 (Lesson 4.14, the first build day); boxes go on the project shelf the day they arrive, and a shoe store will give you a stack if families run short</w:t>
       </w:r>
     </w:p>
     <w:p>
@@ -1139,7 +1151,7 @@
         <w:t xml:space="preserve"> </w:t>
       </w:r>
       <w:r>
-        <w:t xml:space="preserve">element (usually form versus shape) gets one more slide at the start of Lesson 4.7.</w:t>
+        <w:t xml:space="preserve">element (usually form versus shape) gets one more slide at the start of Lesson 4.7. Hand out the shoebox note as they pack up: one empty shoebox each, in by day 110, on the shelf the day it arrives.</w:t>
       </w:r>
     </w:p>
     <w:p>
